--- a/examples/meddev-fictional/exports/MRD.docx
+++ b/examples/meddev-fictional/exports/MRD.docx
@@ -1983,7 +1983,7 @@
     </w:p>
     <w:p>
       <w:r>
-        <w:t xml:space="preserve">_company-brain v0.8.0 · MRD generated 2026-05-27 from vault at </w:t>
+        <w:t xml:space="preserve">_company-brain v0.8.1 · MRD generated 2026-06-01 from vault at </w:t>
       </w:r>
       <w:r>
         <w:rPr>
